--- a/ENTREGA FINAL/05 - Documentación técnica/5 - Decisiones de arquitectura (ADR).docx
+++ b/ENTREGA FINAL/05 - Documentación técnica/5 - Decisiones de arquitectura (ADR).docx
@@ -239,7 +239,7 @@
           <w:color w:val="666666"/>
           <w:sz w:val="20"/>
         </w:rPr>
-        <w:t>Versión 1.0 · 16/09/2026</w:t>
+        <w:t>Versión 1.0 · 17/09/2026</w:t>
       </w:r>
     </w:p>
     <w:p>
